--- a/Session7/BT2.docx
+++ b/Session7/BT2.docx
@@ -30,8 +30,6 @@
           <w:rFonts w:asciiTheme="majorHAnsi" w:hAnsiTheme="majorHAnsi" w:cstheme="majorHAnsi"/>
           <w:b/>
           <w:bCs/>
-          <w:sz w:val="28"/>
-          <w:szCs w:val="28"/>
         </w:rPr>
       </w:pPr>
       <w:r>
@@ -39,10 +37,8 @@
           <w:rFonts w:asciiTheme="majorHAnsi" w:hAnsiTheme="majorHAnsi" w:cstheme="majorHAnsi"/>
           <w:b/>
           <w:bCs/>
-          <w:sz w:val="28"/>
-          <w:szCs w:val="28"/>
-        </w:rPr>
-        <w:t>Phần 1. Phân tích</w:t>
+        </w:rPr>
+        <w:t>Phần 1 – Phân tích</w:t>
       </w:r>
     </w:p>
     <w:tbl>
@@ -52,10 +48,10 @@
         <w:tblLook w:val="04A0" w:firstRow="1" w:lastRow="0" w:firstColumn="1" w:lastColumn="0" w:noHBand="0" w:noVBand="1"/>
       </w:tblPr>
       <w:tblGrid>
-        <w:gridCol w:w="896"/>
-        <w:gridCol w:w="892"/>
-        <w:gridCol w:w="4289"/>
-        <w:gridCol w:w="2939"/>
+        <w:gridCol w:w="869"/>
+        <w:gridCol w:w="867"/>
+        <w:gridCol w:w="4183"/>
+        <w:gridCol w:w="3097"/>
       </w:tblGrid>
       <w:tr>
         <w:tc>
@@ -212,7 +208,7 @@
               <w:rPr>
                 <w:rFonts w:asciiTheme="majorHAnsi" w:hAnsiTheme="majorHAnsi" w:cstheme="majorHAnsi"/>
               </w:rPr>
-              <w:t>Velocity chỉ tính các PBI đạt DoD. PBI ví RikkeiPay mới làm 75%, chưa qua Integration Test nên không được tính SP.</w:t>
+              <w:t>Velocity chỉ tính SP của PBI đạt DoD. Có 4 PBI Done với tổng điểm là 5 + 5 + 3 + 2 = 15 SP. PBI ví RikkeiPay chưa qua Integration Test nên chưa Done, không được cộng 6 SP.</w:t>
             </w:r>
           </w:p>
         </w:tc>
@@ -232,7 +228,7 @@
               <w:rPr>
                 <w:rFonts w:asciiTheme="majorHAnsi" w:hAnsiTheme="majorHAnsi" w:cstheme="majorHAnsi"/>
               </w:rPr>
-              <w:t>Làm sai lệch Velocity và đánh giá năng lực thực tế của nhóm.</w:t>
+              <w:t>Báo cáo Velocity cao hơn thực tế, khiến việc dự đoán khối lượng Sprint sau không chính xác.</w:t>
             </w:r>
           </w:p>
         </w:tc>
@@ -294,7 +290,7 @@
               <w:rPr>
                 <w:rFonts w:asciiTheme="majorHAnsi" w:hAnsiTheme="majorHAnsi" w:cstheme="majorHAnsi"/>
               </w:rPr>
-              <w:t>Ngày 1 và ngày 2 đều còn 21 SP. Đội cần tìm nguyên nhân đường Burndown đi ngang.</w:t>
+              <w:t>Ngày 1 và ngày 2 đều còn 21 SP. Đường Burndown nằm ngang cho thấy lượng công việc còn lại chưa giảm. Nhóm cần trao đổi để tìm nguyên nhân.</w:t>
             </w:r>
           </w:p>
         </w:tc>
@@ -314,7 +310,7 @@
               <w:rPr>
                 <w:rFonts w:asciiTheme="majorHAnsi" w:hAnsiTheme="majorHAnsi" w:cstheme="majorHAnsi"/>
               </w:rPr>
-              <w:t>Không có hậu quả do nhận định đúng; tiếp tục kiểm tra để kịp thời xử lý trở ngại.</w:t>
+              <w:t>Nếu bỏ qua tín hiệu này, nhóm có thể không phát hiện sớm công việc bị tắc nghẽn hoặc làm quá nhiều việc cùng lúc.</w:t>
             </w:r>
           </w:p>
         </w:tc>
@@ -376,7 +372,7 @@
               <w:rPr>
                 <w:rFonts w:asciiTheme="majorHAnsi" w:hAnsiTheme="majorHAnsi" w:cstheme="majorHAnsi"/>
               </w:rPr>
-              <w:t>Ngày 3 tăng từ 21 lên 24 SP do thêm PBI “Hiển thị mã khuyến mãi trên hóa đơn” trị giá 3 SP.</w:t>
+              <w:t>Ngày 2 còn 21 SP, ngày 3 tăng lên 24 SP. Dữ liệu cho thấy có 3 SP công việc được bổ sung vào phạm vi Sprint, do PBI “Hiển thị mã khuyến mãi trên hóa đơn” được thêm vào ngày 3.</w:t>
             </w:r>
           </w:p>
         </w:tc>
@@ -396,7 +392,7 @@
               <w:rPr>
                 <w:rFonts w:asciiTheme="majorHAnsi" w:hAnsiTheme="majorHAnsi" w:cstheme="majorHAnsi"/>
               </w:rPr>
-              <w:t>Đánh giá sai năng suất của Developers và xác định sai nguyên nhân biến động.</w:t>
+              <w:t>Đánh giá sai năng suất của Developers và che giấu việc thay đổi phạm vi Sprint.</w:t>
             </w:r>
           </w:p>
         </w:tc>
@@ -458,7 +454,7 @@
               <w:rPr>
                 <w:rFonts w:asciiTheme="majorHAnsi" w:hAnsiTheme="majorHAnsi" w:cstheme="majorHAnsi"/>
               </w:rPr>
-              <w:t>Ngày 9 còn 11 SP và không có dữ liệu chứng minh công việc đã hoàn thành vào ngày 10.</w:t>
+              <w:t>Ngày 9 còn 11 SP. Ngày 10 không thể tự sửa số liệu về 0 khi công việc chưa thực sự hoàn thành. Actual Line phải phản ánh đúng lượng công việc còn lại.</w:t>
             </w:r>
           </w:p>
         </w:tc>
@@ -478,7 +474,7 @@
               <w:rPr>
                 <w:rFonts w:asciiTheme="majorHAnsi" w:hAnsiTheme="majorHAnsi" w:cstheme="majorHAnsi"/>
               </w:rPr>
-              <w:t>Làm sai lệch báo cáo, khiến tiến độ thực tế không được phản ánh chính xác.</w:t>
+              <w:t>Báo cáo sai tiến độ, khiến quản lý hiểu nhầm rằng Sprint Goal đã hoàn thành.</w:t>
             </w:r>
           </w:p>
         </w:tc>
@@ -540,7 +536,7 @@
               <w:rPr>
                 <w:rFonts w:asciiTheme="majorHAnsi" w:hAnsiTheme="majorHAnsi" w:cstheme="majorHAnsi"/>
               </w:rPr>
-              <w:t>PBI ví RikkeiPay chưa đạt DoD nên chưa Done. PBI chưa Done phải quay lại Product Backlog, không tự động chuyển sang Sprint 5 với 2 SP còn lại.</w:t>
+              <w:t>PBI ví RikkeiPay mới hoàn thành khoảng 75% và chưa qua Integration Test nên chưa đạt DoD. PBI chưa Done không được tự động chuyển sang Sprint 5 với 2 SP còn lại.</w:t>
             </w:r>
           </w:p>
         </w:tc>
@@ -560,7 +556,7 @@
               <w:rPr>
                 <w:rFonts w:asciiTheme="majorHAnsi" w:hAnsiTheme="majorHAnsi" w:cstheme="majorHAnsi"/>
               </w:rPr>
-              <w:t>Làm sai quy tắc tính SP và ảnh hưởng đến việc sắp xếp công việc cho Sprint tiếp theo.</w:t>
+              <w:t>Làm sai Velocity, chia nhỏ SP tùy ý và khiến Product Backlog không phản ánh đúng trạng thái công việc.</w:t>
             </w:r>
           </w:p>
         </w:tc>
@@ -581,8 +577,6 @@
           <w:rFonts w:asciiTheme="majorHAnsi" w:hAnsiTheme="majorHAnsi" w:cstheme="majorHAnsi"/>
           <w:b/>
           <w:bCs/>
-          <w:sz w:val="28"/>
-          <w:szCs w:val="28"/>
         </w:rPr>
       </w:pPr>
       <w:r>
@@ -590,21 +584,23 @@
           <w:rFonts w:asciiTheme="majorHAnsi" w:hAnsiTheme="majorHAnsi" w:cstheme="majorHAnsi"/>
           <w:b/>
           <w:bCs/>
-          <w:sz w:val="28"/>
-          <w:szCs w:val="28"/>
-        </w:rPr>
-        <w:t>Phần 2. Vá lỗi</w:t>
+        </w:rPr>
+        <w:t>Phần 2 – Vá lỗi</w:t>
       </w:r>
     </w:p>
     <w:p>
       <w:pPr>
         <w:rPr>
           <w:rFonts w:asciiTheme="majorHAnsi" w:hAnsiTheme="majorHAnsi" w:cstheme="majorHAnsi"/>
+          <w:b/>
+          <w:bCs/>
         </w:rPr>
       </w:pPr>
       <w:r>
         <w:rPr>
           <w:rFonts w:asciiTheme="majorHAnsi" w:hAnsiTheme="majorHAnsi" w:cstheme="majorHAnsi"/>
+          <w:b/>
+          <w:bCs/>
         </w:rPr>
         <w:t>1. Tính lại Velocity Sprint 4</w:t>
       </w:r>
@@ -619,14 +615,27 @@
         <w:rPr>
           <w:rFonts w:asciiTheme="majorHAnsi" w:hAnsiTheme="majorHAnsi" w:cstheme="majorHAnsi"/>
         </w:rPr>
-        <w:t>Các PBI đạt DoD:</w:t>
+        <w:t>Velocity chỉ tính tổng Story Point của các PBI đã đạt Definition of Done (DoD).</w:t>
       </w:r>
     </w:p>
     <w:p>
       <w:pPr>
+        <w:rPr>
+          <w:rFonts w:asciiTheme="majorHAnsi" w:hAnsiTheme="majorHAnsi" w:cstheme="majorHAnsi"/>
+        </w:rPr>
+      </w:pPr>
+      <w:r>
+        <w:rPr>
+          <w:rFonts w:asciiTheme="majorHAnsi" w:hAnsiTheme="majorHAnsi" w:cstheme="majorHAnsi"/>
+        </w:rPr>
+        <w:t>Các PBI Done gồm:</w:t>
+      </w:r>
+    </w:p>
+    <w:p>
+      <w:pPr>
         <w:numPr>
           <w:ilvl w:val="0"/>
-          <w:numId w:val="1"/>
+          <w:numId w:val="3"/>
         </w:numPr>
         <w:rPr>
           <w:rFonts w:asciiTheme="majorHAnsi" w:hAnsiTheme="majorHAnsi" w:cstheme="majorHAnsi"/>
@@ -643,7 +652,7 @@
       <w:pPr>
         <w:numPr>
           <w:ilvl w:val="0"/>
-          <w:numId w:val="1"/>
+          <w:numId w:val="3"/>
         </w:numPr>
         <w:rPr>
           <w:rFonts w:asciiTheme="majorHAnsi" w:hAnsiTheme="majorHAnsi" w:cstheme="majorHAnsi"/>
@@ -660,7 +669,7 @@
       <w:pPr>
         <w:numPr>
           <w:ilvl w:val="0"/>
-          <w:numId w:val="1"/>
+          <w:numId w:val="3"/>
         </w:numPr>
         <w:rPr>
           <w:rFonts w:asciiTheme="majorHAnsi" w:hAnsiTheme="majorHAnsi" w:cstheme="majorHAnsi"/>
@@ -670,6 +679,7 @@
         <w:rPr>
           <w:rFonts w:asciiTheme="majorHAnsi" w:hAnsiTheme="majorHAnsi" w:cstheme="majorHAnsi"/>
         </w:rPr>
+        <w:lastRenderedPageBreak/>
         <w:t>Lưu địa chỉ yêu thích: 3 SP.</w:t>
       </w:r>
     </w:p>
@@ -677,7 +687,7 @@
       <w:pPr>
         <w:numPr>
           <w:ilvl w:val="0"/>
-          <w:numId w:val="1"/>
+          <w:numId w:val="3"/>
         </w:numPr>
         <w:rPr>
           <w:rFonts w:asciiTheme="majorHAnsi" w:hAnsiTheme="majorHAnsi" w:cstheme="majorHAnsi"/>
@@ -709,11 +719,57 @@
           <w:rFonts w:asciiTheme="majorHAnsi" w:hAnsiTheme="majorHAnsi" w:cstheme="majorHAnsi"/>
         </w:rPr>
       </w:pPr>
+      <m:oMathPara>
+        <m:oMathParaPr>
+          <m:jc m:val="center"/>
+        </m:oMathParaPr>
+        <m:oMath>
+          <m:r>
+            <m:rPr>
+              <m:nor/>
+            </m:rPr>
+            <w:rPr>
+              <w:rFonts w:asciiTheme="majorHAnsi" w:hAnsiTheme="majorHAnsi" w:cstheme="majorHAnsi"/>
+            </w:rPr>
+            <m:t>Velocity</m:t>
+          </m:r>
+          <m:r>
+            <w:rPr>
+              <w:rFonts w:ascii="Cambria Math" w:hAnsi="Cambria Math" w:cstheme="majorHAnsi"/>
+            </w:rPr>
+            <m:t>=5+5+3+2=15</m:t>
+          </m:r>
+          <m:r>
+            <m:rPr>
+              <m:nor/>
+            </m:rPr>
+            <w:rPr>
+              <w:rFonts w:asciiTheme="majorHAnsi" w:hAnsiTheme="majorHAnsi" w:cstheme="majorHAnsi"/>
+            </w:rPr>
+            <m:t> S</m:t>
+          </m:r>
+          <m:r>
+            <m:rPr>
+              <m:nor/>
+            </m:rPr>
+            <w:rPr>
+              <w:rFonts w:asciiTheme="majorHAnsi" w:hAnsiTheme="majorHAnsi" w:cstheme="majorHAnsi"/>
+            </w:rPr>
+            <m:t>P</m:t>
+          </m:r>
+          <m:r>
+            <w:rPr>
+              <w:rFonts w:asciiTheme="majorHAnsi" w:hAnsiTheme="majorHAnsi" w:cstheme="majorHAnsi"/>
+            </w:rPr>
+            <w:br/>
+          </m:r>
+        </m:oMath>
+      </m:oMathPara>
       <w:r>
         <w:rPr>
           <w:rFonts w:asciiTheme="majorHAnsi" w:hAnsiTheme="majorHAnsi" w:cstheme="majorHAnsi"/>
         </w:rPr>
-        <w:t>Velocity = 5 + 5 + 3 + 2 = 15 SP.</w:t>
+        <w:t>PBI thanh toán bằng ví RikkeiPay chưa Done nên tính 0 SP. PBI hiển thị mã khuyến mãi chưa làm cũng tính 0 SP.</w:t>
       </w:r>
     </w:p>
     <w:p>
@@ -726,32 +782,28 @@
         <w:rPr>
           <w:rFonts w:asciiTheme="majorHAnsi" w:hAnsiTheme="majorHAnsi" w:cstheme="majorHAnsi"/>
         </w:rPr>
-        <w:t>2. Số SP còn lại đúng của ngày 10</w:t>
+        <w:t>Kết quả: Velocity Sprint 4 = 15 SP.</w:t>
       </w:r>
     </w:p>
     <w:p>
       <w:pPr>
-        <w:numPr>
-          <w:ilvl w:val="0"/>
-          <w:numId w:val="2"/>
-        </w:numPr>
-        <w:rPr>
-          <w:rFonts w:asciiTheme="majorHAnsi" w:hAnsiTheme="majorHAnsi" w:cstheme="majorHAnsi"/>
+        <w:rPr>
+          <w:rFonts w:asciiTheme="majorHAnsi" w:hAnsiTheme="majorHAnsi" w:cstheme="majorHAnsi"/>
+          <w:b/>
+          <w:bCs/>
         </w:rPr>
       </w:pPr>
       <w:r>
         <w:rPr>
           <w:rFonts w:asciiTheme="majorHAnsi" w:hAnsiTheme="majorHAnsi" w:cstheme="majorHAnsi"/>
-        </w:rPr>
-        <w:t>Thanh toán bằng ví RikkeiPay: 8 SP, chưa Done.</w:t>
+          <w:b/>
+          <w:bCs/>
+        </w:rPr>
+        <w:t>2. Xác định số SP còn lại đúng ở ngày 10</w:t>
       </w:r>
     </w:p>
     <w:p>
       <w:pPr>
-        <w:numPr>
-          <w:ilvl w:val="0"/>
-          <w:numId w:val="2"/>
-        </w:numPr>
         <w:rPr>
           <w:rFonts w:asciiTheme="majorHAnsi" w:hAnsiTheme="majorHAnsi" w:cstheme="majorHAnsi"/>
         </w:rPr>
@@ -760,8 +812,7 @@
         <w:rPr>
           <w:rFonts w:asciiTheme="majorHAnsi" w:hAnsiTheme="majorHAnsi" w:cstheme="majorHAnsi"/>
         </w:rPr>
-        <w:lastRenderedPageBreak/>
-        <w:t>Hiển thị mã khuyến mãi trên hóa đơn: 3 SP, chưa làm.</w:t>
+        <w:t>Theo dữ liệu Burndown Chart, ngày 9 còn 11 SP. Ngày 10, đội không được tự ý sửa số liệu về 0 khi chưa có bằng chứng công việc đã hoàn thành.</w:t>
       </w:r>
     </w:p>
     <w:p>
@@ -774,7 +825,13 @@
         <w:rPr>
           <w:rFonts w:asciiTheme="majorHAnsi" w:hAnsiTheme="majorHAnsi" w:cstheme="majorHAnsi"/>
         </w:rPr>
-        <w:t>Tổng SP còn lại cuối Sprint = 8 + 3 = 11 SP.</w:t>
+        <w:t>Vì PBI ví RikkeiPay chưa Done (8 SP), PBI hiển thị mã khuyến mãi chưa làm (3 SP), tổng công việc chưa hoàn thành là:</w:t>
+      </w:r>
+      <w:r>
+        <w:rPr>
+          <w:rFonts w:asciiTheme="majorHAnsi" w:hAnsiTheme="majorHAnsi" w:cstheme="majorHAnsi"/>
+        </w:rPr>
+        <w:t xml:space="preserve">  </w:t>
       </w:r>
     </w:p>
     <w:p>
@@ -783,24 +840,65 @@
           <w:rFonts w:asciiTheme="majorHAnsi" w:hAnsiTheme="majorHAnsi" w:cstheme="majorHAnsi"/>
         </w:rPr>
       </w:pPr>
+      <m:oMathPara>
+        <m:oMathParaPr>
+          <m:jc m:val="center"/>
+        </m:oMathParaPr>
+        <m:oMath>
+          <m:r>
+            <w:rPr>
+              <w:rFonts w:ascii="Cambria Math" w:hAnsi="Cambria Math" w:cstheme="majorHAnsi"/>
+            </w:rPr>
+            <m:t>8+3=11</m:t>
+          </m:r>
+          <m:r>
+            <m:rPr>
+              <m:nor/>
+            </m:rPr>
+            <w:rPr>
+              <w:rFonts w:asciiTheme="majorHAnsi" w:hAnsiTheme="majorHAnsi" w:cstheme="majorHAnsi"/>
+            </w:rPr>
+            <m:t> S</m:t>
+          </m:r>
+          <m:r>
+            <m:rPr>
+              <m:nor/>
+            </m:rPr>
+            <w:rPr>
+              <w:rFonts w:asciiTheme="majorHAnsi" w:hAnsiTheme="majorHAnsi" w:cstheme="majorHAnsi"/>
+            </w:rPr>
+            <m:t>P</m:t>
+          </m:r>
+          <m:r>
+            <w:rPr>
+              <w:rFonts w:asciiTheme="majorHAnsi" w:hAnsiTheme="majorHAnsi" w:cstheme="majorHAnsi"/>
+            </w:rPr>
+            <w:br/>
+          </m:r>
+        </m:oMath>
+      </m:oMathPara>
       <w:r>
         <w:rPr>
           <w:rFonts w:asciiTheme="majorHAnsi" w:hAnsiTheme="majorHAnsi" w:cstheme="majorHAnsi"/>
         </w:rPr>
-        <w:t>Không được sửa số liệu từ 11 về 0 khi công việc chưa hoàn thành.</w:t>
+        <w:t>Kết quả: Số SP còn lại đúng ở ngày 10 là 11 SP, không phải 0 SP.</w:t>
       </w:r>
     </w:p>
     <w:p>
       <w:pPr>
         <w:rPr>
           <w:rFonts w:asciiTheme="majorHAnsi" w:hAnsiTheme="majorHAnsi" w:cstheme="majorHAnsi"/>
+          <w:b/>
+          <w:bCs/>
         </w:rPr>
       </w:pPr>
       <w:r>
         <w:rPr>
           <w:rFonts w:asciiTheme="majorHAnsi" w:hAnsiTheme="majorHAnsi" w:cstheme="majorHAnsi"/>
-        </w:rPr>
-        <w:t>3. Cách xử lý PBI ví RikkeiPay</w:t>
+          <w:b/>
+          <w:bCs/>
+        </w:rPr>
+        <w:t>3. Cách xử lý PBI thanh toán bằng ví RikkeiPay</w:t>
       </w:r>
     </w:p>
     <w:p>
@@ -813,7 +911,7 @@
         <w:rPr>
           <w:rFonts w:asciiTheme="majorHAnsi" w:hAnsiTheme="majorHAnsi" w:cstheme="majorHAnsi"/>
         </w:rPr>
-        <w:t>PBI ví RikkeiPay chưa đạt DoD nên không được tính vào Velocity Sprint 4 và phải quay lại Product Backlog với giá trị 8 SP. Product Owner xem xét thứ tự ưu tiên và Developers tiếp tục ước lượng, lập kế hoạch cho Sprint tiếp theo theo quy trình Scrum.</w:t>
+        <w:t>Scrum Master cần ghi nhận PBI này chưa đạt DoD vì chưa qua Integration Test, dù đã hoàn thành khoảng 75%. PBI phải quay lại Product Backlog để Product Owner xem xét và sắp xếp thứ tự ưu tiên cho Sprint tiếp theo; không tự động chuyển thành 2 SP còn lại.</w:t>
       </w:r>
     </w:p>
     <w:p>
@@ -1133,11 +1231,163 @@
       </w:rPr>
     </w:lvl>
   </w:abstractNum>
+  <w:abstractNum w:abstractNumId="2" w15:restartNumberingAfterBreak="0">
+    <w:nsid w:val="3BD7690D"/>
+    <w:multiLevelType w:val="multilevel"/>
+    <w:tmpl w:val="C2CECABC"/>
+    <w:lvl w:ilvl="0">
+      <w:start w:val="1"/>
+      <w:numFmt w:val="bullet"/>
+      <w:lvlText w:val=""/>
+      <w:lvlJc w:val="left"/>
+      <w:pPr>
+        <w:tabs>
+          <w:tab w:val="num" w:pos="720"/>
+        </w:tabs>
+        <w:ind w:left="720" w:hanging="360"/>
+      </w:pPr>
+      <w:rPr>
+        <w:rFonts w:ascii="Symbol" w:hAnsi="Symbol" w:hint="default"/>
+        <w:sz w:val="20"/>
+      </w:rPr>
+    </w:lvl>
+    <w:lvl w:ilvl="1" w:tentative="1">
+      <w:start w:val="1"/>
+      <w:numFmt w:val="bullet"/>
+      <w:lvlText w:val="o"/>
+      <w:lvlJc w:val="left"/>
+      <w:pPr>
+        <w:tabs>
+          <w:tab w:val="num" w:pos="1440"/>
+        </w:tabs>
+        <w:ind w:left="1440" w:hanging="360"/>
+      </w:pPr>
+      <w:rPr>
+        <w:rFonts w:ascii="Courier New" w:hAnsi="Courier New" w:hint="default"/>
+        <w:sz w:val="20"/>
+      </w:rPr>
+    </w:lvl>
+    <w:lvl w:ilvl="2" w:tentative="1">
+      <w:start w:val="1"/>
+      <w:numFmt w:val="bullet"/>
+      <w:lvlText w:val=""/>
+      <w:lvlJc w:val="left"/>
+      <w:pPr>
+        <w:tabs>
+          <w:tab w:val="num" w:pos="2160"/>
+        </w:tabs>
+        <w:ind w:left="2160" w:hanging="360"/>
+      </w:pPr>
+      <w:rPr>
+        <w:rFonts w:ascii="Wingdings" w:hAnsi="Wingdings" w:hint="default"/>
+        <w:sz w:val="20"/>
+      </w:rPr>
+    </w:lvl>
+    <w:lvl w:ilvl="3" w:tentative="1">
+      <w:start w:val="1"/>
+      <w:numFmt w:val="bullet"/>
+      <w:lvlText w:val=""/>
+      <w:lvlJc w:val="left"/>
+      <w:pPr>
+        <w:tabs>
+          <w:tab w:val="num" w:pos="2880"/>
+        </w:tabs>
+        <w:ind w:left="2880" w:hanging="360"/>
+      </w:pPr>
+      <w:rPr>
+        <w:rFonts w:ascii="Wingdings" w:hAnsi="Wingdings" w:hint="default"/>
+        <w:sz w:val="20"/>
+      </w:rPr>
+    </w:lvl>
+    <w:lvl w:ilvl="4" w:tentative="1">
+      <w:start w:val="1"/>
+      <w:numFmt w:val="bullet"/>
+      <w:lvlText w:val=""/>
+      <w:lvlJc w:val="left"/>
+      <w:pPr>
+        <w:tabs>
+          <w:tab w:val="num" w:pos="3600"/>
+        </w:tabs>
+        <w:ind w:left="3600" w:hanging="360"/>
+      </w:pPr>
+      <w:rPr>
+        <w:rFonts w:ascii="Wingdings" w:hAnsi="Wingdings" w:hint="default"/>
+        <w:sz w:val="20"/>
+      </w:rPr>
+    </w:lvl>
+    <w:lvl w:ilvl="5" w:tentative="1">
+      <w:start w:val="1"/>
+      <w:numFmt w:val="bullet"/>
+      <w:lvlText w:val=""/>
+      <w:lvlJc w:val="left"/>
+      <w:pPr>
+        <w:tabs>
+          <w:tab w:val="num" w:pos="4320"/>
+        </w:tabs>
+        <w:ind w:left="4320" w:hanging="360"/>
+      </w:pPr>
+      <w:rPr>
+        <w:rFonts w:ascii="Wingdings" w:hAnsi="Wingdings" w:hint="default"/>
+        <w:sz w:val="20"/>
+      </w:rPr>
+    </w:lvl>
+    <w:lvl w:ilvl="6" w:tentative="1">
+      <w:start w:val="1"/>
+      <w:numFmt w:val="bullet"/>
+      <w:lvlText w:val=""/>
+      <w:lvlJc w:val="left"/>
+      <w:pPr>
+        <w:tabs>
+          <w:tab w:val="num" w:pos="5040"/>
+        </w:tabs>
+        <w:ind w:left="5040" w:hanging="360"/>
+      </w:pPr>
+      <w:rPr>
+        <w:rFonts w:ascii="Wingdings" w:hAnsi="Wingdings" w:hint="default"/>
+        <w:sz w:val="20"/>
+      </w:rPr>
+    </w:lvl>
+    <w:lvl w:ilvl="7" w:tentative="1">
+      <w:start w:val="1"/>
+      <w:numFmt w:val="bullet"/>
+      <w:lvlText w:val=""/>
+      <w:lvlJc w:val="left"/>
+      <w:pPr>
+        <w:tabs>
+          <w:tab w:val="num" w:pos="5760"/>
+        </w:tabs>
+        <w:ind w:left="5760" w:hanging="360"/>
+      </w:pPr>
+      <w:rPr>
+        <w:rFonts w:ascii="Wingdings" w:hAnsi="Wingdings" w:hint="default"/>
+        <w:sz w:val="20"/>
+      </w:rPr>
+    </w:lvl>
+    <w:lvl w:ilvl="8" w:tentative="1">
+      <w:start w:val="1"/>
+      <w:numFmt w:val="bullet"/>
+      <w:lvlText w:val=""/>
+      <w:lvlJc w:val="left"/>
+      <w:pPr>
+        <w:tabs>
+          <w:tab w:val="num" w:pos="6480"/>
+        </w:tabs>
+        <w:ind w:left="6480" w:hanging="360"/>
+      </w:pPr>
+      <w:rPr>
+        <w:rFonts w:ascii="Wingdings" w:hAnsi="Wingdings" w:hint="default"/>
+        <w:sz w:val="20"/>
+      </w:rPr>
+    </w:lvl>
+  </w:abstractNum>
   <w:num w:numId="1" w16cid:durableId="940144107">
     <w:abstractNumId w:val="1"/>
   </w:num>
   <w:num w:numId="2" w16cid:durableId="836069602">
     <w:abstractNumId w:val="0"/>
+  </w:num>
+  <w:num w:numId="3" w16cid:durableId="585382431">
+    <w:abstractNumId w:val="2"/>
   </w:num>
 </w:numbering>
 </file>
